--- a/Volume 1/Chapter 03 - File Handling/SPA_Vol1_Ch3_Lesson3_2_Read_File.docx
+++ b/Volume 1/Chapter 03 - File Handling/SPA_Vol1_Ch3_Lesson3_2_Read_File.docx
@@ -903,7 +903,7 @@
         <w:keepNext/>
       </w:pPr>
       <w:r>
-        <w:t>Save each source and supporting file from this lesson into the matching path in the project layout. As in Chapter 1, notepad .\c\basic_read_file.c creates and opens one: choose Yes, type the file, save it with Ctrl+S, and close Notepad. Then install the TypeScript compiler for this project.</w:t>
+        <w:t>Next, let the tools create each project's settings file, as in Chapter 1. Remember, -o names the project folder: dotnet new console -o makes a C# project there, with a .csproj file and a starter Program.cs, which you replace with this lesson's code in the C# section. Remember, go.mod makes the folder a module: go mod init writes it, and its go line shows the Go version you have installed.</w:t>
       </w:r>
     </w:p>
     <w:p>
@@ -914,9 +914,298 @@
     <w:p>
       <w:pPr>
         <w:pStyle w:val="CommandBlock"/>
-      </w:pPr>
-      <w:r>
-        <w:t>npm --prefix .\typescript install --ignore-scripts --no-audit --no-fund</w:t>
+        <w:keepNext/>
+      </w:pPr>
+      <w:r>
+        <w:t>dotnet new console -o .\csharp\BasicReadFile</w:t>
+      </w:r>
+    </w:p>
+    <w:p>
+      <w:pPr>
+        <w:pStyle w:val="CommandBlock"/>
+        <w:keepNext/>
+      </w:pPr>
+      <w:r>
+        <w:t>dotnet new console -o .\csharp\ReadFile</w:t>
+      </w:r>
+    </w:p>
+    <w:p>
+      <w:pPr>
+        <w:pStyle w:val="CommandBlock"/>
+      </w:pPr>
+      <w:r>
+        <w:t>go -C .\go mod init example.com/readfile</w:t>
+      </w:r>
+    </w:p>
+    <w:p>
+      <w:pPr>
+        <w:keepNext/>
+      </w:pPr>
+    </w:p>
+    <w:p>
+      <w:pPr>
+        <w:keepNext/>
+      </w:pPr>
+      <w:r>
+        <w:t>Then make the TypeScript project's package.json and install its compiler. Remember, npm init -y, npm pkg, then npm install: Push-Location moves into .\typescript first, because npm init ignores --prefix, and Pop-Location moves back to lesson-3.2.</w:t>
+      </w:r>
+    </w:p>
+    <w:p>
+      <w:pPr>
+        <w:keepNext/>
+      </w:pPr>
+    </w:p>
+    <w:p>
+      <w:pPr>
+        <w:pStyle w:val="CommandBlock"/>
+        <w:keepNext/>
+      </w:pPr>
+      <w:r>
+        <w:t>Push-Location .\typescript</w:t>
+      </w:r>
+    </w:p>
+    <w:p>
+      <w:pPr>
+        <w:pStyle w:val="CommandBlock"/>
+        <w:keepNext/>
+      </w:pPr>
+      <w:r>
+        <w:t>npm init -y</w:t>
+      </w:r>
+    </w:p>
+    <w:p>
+      <w:pPr>
+        <w:pStyle w:val="CommandBlock"/>
+        <w:keepNext/>
+      </w:pPr>
+      <w:r>
+        <w:t>npm pkg set name=read-file-typescript type=module</w:t>
+      </w:r>
+    </w:p>
+    <w:p>
+      <w:pPr>
+        <w:pStyle w:val="CommandBlock"/>
+        <w:keepNext/>
+      </w:pPr>
+      <w:r>
+        <w:t>npm pkg set private=true --json</w:t>
+      </w:r>
+    </w:p>
+    <w:p>
+      <w:pPr>
+        <w:pStyle w:val="CommandBlock"/>
+        <w:keepNext/>
+      </w:pPr>
+      <w:r>
+        <w:t>npm pkg set "scripts.check=tsc --noEmit" "scripts.build=tsc --noEmitOnError"</w:t>
+      </w:r>
+    </w:p>
+    <w:p>
+      <w:pPr>
+        <w:pStyle w:val="CommandBlock"/>
+        <w:keepNext/>
+      </w:pPr>
+      <w:r>
+        <w:t>npm pkg delete version description main keywords author license scripts.test</w:t>
+      </w:r>
+    </w:p>
+    <w:p>
+      <w:pPr>
+        <w:pStyle w:val="CommandBlock"/>
+        <w:keepNext/>
+      </w:pPr>
+      <w:r>
+        <w:t>npm install --save-dev --save-exact typescript@7.0.2 @types/node@24.13.5 `</w:t>
+      </w:r>
+    </w:p>
+    <w:p>
+      <w:pPr>
+        <w:pStyle w:val="CommandBlock"/>
+        <w:keepNext/>
+      </w:pPr>
+      <w:r>
+        <w:t xml:space="preserve">    --ignore-scripts --no-audit --no-fund</w:t>
+      </w:r>
+    </w:p>
+    <w:p>
+      <w:pPr>
+        <w:pStyle w:val="CommandBlock"/>
+      </w:pPr>
+      <w:r>
+        <w:t>Pop-Location</w:t>
+      </w:r>
+    </w:p>
+    <w:p>
+      <w:pPr>
+        <w:keepNext/>
+      </w:pPr>
+    </w:p>
+    <w:p>
+      <w:r>
+        <w:t>Then type the TypeScript compiler settings. As in Chapter 1, notepad .\typescript\tsconfig.json creates and opens the file: choose Yes, type the file, save it with Ctrl+S, and close Notepad.</w:t>
+      </w:r>
+    </w:p>
+    <w:p>
+      <w:pPr>
+        <w:keepNext/>
+      </w:pPr>
+    </w:p>
+    <w:p>
+      <w:pPr>
+        <w:pStyle w:val="Heading3"/>
+      </w:pPr>
+      <w:r>
+        <w:t>typescript/tsconfig.json</w:t>
+      </w:r>
+    </w:p>
+    <w:p>
+      <w:pPr>
+        <w:pStyle w:val="SourceCode"/>
+        <w:keepNext/>
+      </w:pPr>
+      <w:r>
+        <w:t>{</w:t>
+      </w:r>
+    </w:p>
+    <w:p>
+      <w:pPr>
+        <w:pStyle w:val="SourceCode"/>
+        <w:keepNext/>
+      </w:pPr>
+      <w:r>
+        <w:t xml:space="preserve">  "compilerOptions": {</w:t>
+      </w:r>
+    </w:p>
+    <w:p>
+      <w:pPr>
+        <w:pStyle w:val="SourceCode"/>
+      </w:pPr>
+      <w:r>
+        <w:t xml:space="preserve">    "target": "ES2022",</w:t>
+      </w:r>
+    </w:p>
+    <w:p>
+      <w:pPr>
+        <w:pStyle w:val="SourceCode"/>
+      </w:pPr>
+      <w:r>
+        <w:t xml:space="preserve">    "module": "NodeNext",</w:t>
+      </w:r>
+    </w:p>
+    <w:p>
+      <w:pPr>
+        <w:pStyle w:val="SourceCode"/>
+      </w:pPr>
+      <w:r>
+        <w:t xml:space="preserve">    "moduleResolution": "NodeNext",</w:t>
+      </w:r>
+    </w:p>
+    <w:p>
+      <w:pPr>
+        <w:pStyle w:val="SourceCode"/>
+      </w:pPr>
+      <w:r>
+        <w:t xml:space="preserve">    "rootDir": "src",</w:t>
+      </w:r>
+    </w:p>
+    <w:p>
+      <w:pPr>
+        <w:pStyle w:val="SourceCode"/>
+      </w:pPr>
+      <w:r>
+        <w:t xml:space="preserve">    "outDir": "dist",</w:t>
+      </w:r>
+    </w:p>
+    <w:p>
+      <w:pPr>
+        <w:pStyle w:val="SourceCode"/>
+      </w:pPr>
+      <w:r>
+        <w:t xml:space="preserve">    "strict": true,</w:t>
+      </w:r>
+    </w:p>
+    <w:p>
+      <w:pPr>
+        <w:pStyle w:val="SourceCode"/>
+      </w:pPr>
+      <w:r>
+        <w:t xml:space="preserve">    "types": [</w:t>
+      </w:r>
+    </w:p>
+    <w:p>
+      <w:pPr>
+        <w:pStyle w:val="SourceCode"/>
+      </w:pPr>
+      <w:r>
+        <w:t xml:space="preserve">      "node"</w:t>
+      </w:r>
+    </w:p>
+    <w:p>
+      <w:pPr>
+        <w:pStyle w:val="SourceCode"/>
+      </w:pPr>
+      <w:r>
+        <w:t xml:space="preserve">    ],</w:t>
+      </w:r>
+    </w:p>
+    <w:p>
+      <w:pPr>
+        <w:pStyle w:val="SourceCode"/>
+      </w:pPr>
+      <w:r>
+        <w:t xml:space="preserve">    "moduleDetection": "force"</w:t>
+      </w:r>
+    </w:p>
+    <w:p>
+      <w:pPr>
+        <w:pStyle w:val="SourceCode"/>
+      </w:pPr>
+      <w:r>
+        <w:t xml:space="preserve">  },</w:t>
+      </w:r>
+    </w:p>
+    <w:p>
+      <w:pPr>
+        <w:pStyle w:val="SourceCode"/>
+      </w:pPr>
+      <w:r>
+        <w:t xml:space="preserve">  "include": [</w:t>
+      </w:r>
+    </w:p>
+    <w:p>
+      <w:pPr>
+        <w:pStyle w:val="SourceCode"/>
+        <w:keepNext/>
+      </w:pPr>
+      <w:r>
+        <w:t xml:space="preserve">    "src/**/*.ts"</w:t>
+      </w:r>
+    </w:p>
+    <w:p>
+      <w:pPr>
+        <w:pStyle w:val="SourceCode"/>
+        <w:keepNext/>
+      </w:pPr>
+      <w:r>
+        <w:t xml:space="preserve">  ]</w:t>
+      </w:r>
+    </w:p>
+    <w:p>
+      <w:pPr>
+        <w:pStyle w:val="SourceCode"/>
+      </w:pPr>
+      <w:r>
+        <w:t>}</w:t>
+      </w:r>
+    </w:p>
+    <w:p>
+      <w:pPr>
+        <w:keepNext/>
+      </w:pPr>
+    </w:p>
+    <w:p>
+      <w:r>
+        <w:t>You save each source file in its language's section below, as each is shown, the same way.</w:t>
       </w:r>
     </w:p>
     <w:p>
@@ -986,7 +1275,7 @@
         <w:keepNext/>
       </w:pPr>
       <w:r>
-        <w:t>Save each source and supporting file from this lesson into the matching path in the project layout. As in Chapter 1, nano ./c/basic_read_file.c creates and opens one: type the file, then save and close it with Ctrl+O, Enter, then Ctrl+X. Then install the TypeScript compiler for this project.</w:t>
+        <w:t>Then create the C#, Go, and TypeScript project files with the same commands as on Windows; cd moves into ./typescript for the npm lines, and cd .. moves back.</w:t>
       </w:r>
     </w:p>
     <w:p>
@@ -997,9 +1286,118 @@
     <w:p>
       <w:pPr>
         <w:pStyle w:val="CommandBlock"/>
-      </w:pPr>
-      <w:r>
-        <w:t>npm --prefix ./typescript install --ignore-scripts --no-audit --no-fund</w:t>
+        <w:keepNext/>
+      </w:pPr>
+      <w:r>
+        <w:t>dotnet new console -o ./csharp/BasicReadFile</w:t>
+      </w:r>
+    </w:p>
+    <w:p>
+      <w:pPr>
+        <w:pStyle w:val="CommandBlock"/>
+        <w:keepNext/>
+      </w:pPr>
+      <w:r>
+        <w:t>dotnet new console -o ./csharp/ReadFile</w:t>
+      </w:r>
+    </w:p>
+    <w:p>
+      <w:pPr>
+        <w:pStyle w:val="CommandBlock"/>
+        <w:keepNext/>
+      </w:pPr>
+      <w:r>
+        <w:t>go -C ./go mod init example.com/readfile</w:t>
+      </w:r>
+    </w:p>
+    <w:p>
+      <w:pPr>
+        <w:pStyle w:val="CommandBlock"/>
+        <w:keepNext/>
+      </w:pPr>
+      <w:r>
+        <w:t>cd ./typescript</w:t>
+      </w:r>
+    </w:p>
+    <w:p>
+      <w:pPr>
+        <w:pStyle w:val="CommandBlock"/>
+        <w:keepNext/>
+      </w:pPr>
+      <w:r>
+        <w:t>npm init -y</w:t>
+      </w:r>
+    </w:p>
+    <w:p>
+      <w:pPr>
+        <w:pStyle w:val="CommandBlock"/>
+        <w:keepNext/>
+      </w:pPr>
+      <w:r>
+        <w:t>npm pkg set name=read-file-typescript type=module</w:t>
+      </w:r>
+    </w:p>
+    <w:p>
+      <w:pPr>
+        <w:pStyle w:val="CommandBlock"/>
+        <w:keepNext/>
+      </w:pPr>
+      <w:r>
+        <w:t>npm pkg set private=true --json</w:t>
+      </w:r>
+    </w:p>
+    <w:p>
+      <w:pPr>
+        <w:pStyle w:val="CommandBlock"/>
+        <w:keepNext/>
+      </w:pPr>
+      <w:r>
+        <w:t>npm pkg set "scripts.check=tsc --noEmit" "scripts.build=tsc --noEmitOnError"</w:t>
+      </w:r>
+    </w:p>
+    <w:p>
+      <w:pPr>
+        <w:pStyle w:val="CommandBlock"/>
+        <w:keepNext/>
+      </w:pPr>
+      <w:r>
+        <w:t>npm pkg delete version description main keywords author license scripts.test</w:t>
+      </w:r>
+    </w:p>
+    <w:p>
+      <w:pPr>
+        <w:pStyle w:val="CommandBlock"/>
+        <w:keepNext/>
+      </w:pPr>
+      <w:r>
+        <w:t>npm install --save-dev --save-exact typescript@7.0.2 @types/node@24.13.5 \</w:t>
+      </w:r>
+    </w:p>
+    <w:p>
+      <w:pPr>
+        <w:pStyle w:val="CommandBlock"/>
+        <w:keepNext/>
+      </w:pPr>
+      <w:r>
+        <w:t xml:space="preserve">    --ignore-scripts --no-audit --no-fund</w:t>
+      </w:r>
+    </w:p>
+    <w:p>
+      <w:pPr>
+        <w:pStyle w:val="CommandBlock"/>
+      </w:pPr>
+      <w:r>
+        <w:t>cd ..</w:t>
+      </w:r>
+    </w:p>
+    <w:p>
+      <w:pPr>
+        <w:keepNext/>
+      </w:pPr>
+    </w:p>
+    <w:p>
+      <w:r>
+        <w:t>Type typescript/tsconfig.json exactly as shown in the Windows setup. You save each source file in its language's section below, as each is shown. As in Chapter 1, nano ./c/basic_read_file.c creates and opens one: type the file, then save and close it with Ctrl+O, Enter, then Ctrl+X.</w:t>
       </w:r>
     </w:p>
     <w:p>
@@ -9258,7 +9656,7 @@
     </w:p>
     <w:p>
       <w:r>
-        <w:t>These files follow the same pattern as the earlier lessons: only the project names change, and go.mod names this lesson's Go module, example.com/readfile.</w:t>
+        <w:t>These are the files the setup commands wrote, shown here so you can check yours. Your go line shows your own Go version, and the blank lines and the order of the package.json fields may differ.</w:t>
       </w:r>
     </w:p>
     <w:p>
@@ -9596,164 +9994,6 @@
       </w:pPr>
       <w:r>
         <w:t xml:space="preserve">  }</w:t>
-      </w:r>
-    </w:p>
-    <w:p>
-      <w:pPr>
-        <w:pStyle w:val="SourceCode"/>
-      </w:pPr>
-      <w:r>
-        <w:t>}</w:t>
-      </w:r>
-    </w:p>
-    <w:p>
-      <w:pPr>
-        <w:keepNext/>
-      </w:pPr>
-    </w:p>
-    <w:p>
-      <w:pPr>
-        <w:keepNext/>
-      </w:pPr>
-    </w:p>
-    <w:p>
-      <w:pPr>
-        <w:pStyle w:val="Heading2"/>
-      </w:pPr>
-      <w:r>
-        <w:t>typescript/tsconfig.json</w:t>
-      </w:r>
-    </w:p>
-    <w:p>
-      <w:pPr>
-        <w:pStyle w:val="SourceCode"/>
-        <w:keepNext/>
-      </w:pPr>
-      <w:r>
-        <w:t>{</w:t>
-      </w:r>
-    </w:p>
-    <w:p>
-      <w:pPr>
-        <w:pStyle w:val="SourceCode"/>
-        <w:keepNext/>
-      </w:pPr>
-      <w:r>
-        <w:t xml:space="preserve">  "compilerOptions": {</w:t>
-      </w:r>
-    </w:p>
-    <w:p>
-      <w:pPr>
-        <w:pStyle w:val="SourceCode"/>
-      </w:pPr>
-      <w:r>
-        <w:t xml:space="preserve">    "target": "ES2022",</w:t>
-      </w:r>
-    </w:p>
-    <w:p>
-      <w:pPr>
-        <w:pStyle w:val="SourceCode"/>
-      </w:pPr>
-      <w:r>
-        <w:t xml:space="preserve">    "module": "NodeNext",</w:t>
-      </w:r>
-    </w:p>
-    <w:p>
-      <w:pPr>
-        <w:pStyle w:val="SourceCode"/>
-      </w:pPr>
-      <w:r>
-        <w:t xml:space="preserve">    "moduleResolution": "NodeNext",</w:t>
-      </w:r>
-    </w:p>
-    <w:p>
-      <w:pPr>
-        <w:pStyle w:val="SourceCode"/>
-      </w:pPr>
-      <w:r>
-        <w:t xml:space="preserve">    "rootDir": "src",</w:t>
-      </w:r>
-    </w:p>
-    <w:p>
-      <w:pPr>
-        <w:pStyle w:val="SourceCode"/>
-      </w:pPr>
-      <w:r>
-        <w:t xml:space="preserve">    "outDir": "dist",</w:t>
-      </w:r>
-    </w:p>
-    <w:p>
-      <w:pPr>
-        <w:pStyle w:val="SourceCode"/>
-      </w:pPr>
-      <w:r>
-        <w:t xml:space="preserve">    "strict": true,</w:t>
-      </w:r>
-    </w:p>
-    <w:p>
-      <w:pPr>
-        <w:pStyle w:val="SourceCode"/>
-      </w:pPr>
-      <w:r>
-        <w:t xml:space="preserve">    "types": [</w:t>
-      </w:r>
-    </w:p>
-    <w:p>
-      <w:pPr>
-        <w:pStyle w:val="SourceCode"/>
-      </w:pPr>
-      <w:r>
-        <w:t xml:space="preserve">      "node"</w:t>
-      </w:r>
-    </w:p>
-    <w:p>
-      <w:pPr>
-        <w:pStyle w:val="SourceCode"/>
-      </w:pPr>
-      <w:r>
-        <w:t xml:space="preserve">    ],</w:t>
-      </w:r>
-    </w:p>
-    <w:p>
-      <w:pPr>
-        <w:pStyle w:val="SourceCode"/>
-      </w:pPr>
-      <w:r>
-        <w:t xml:space="preserve">    "moduleDetection": "force"</w:t>
-      </w:r>
-    </w:p>
-    <w:p>
-      <w:pPr>
-        <w:pStyle w:val="SourceCode"/>
-      </w:pPr>
-      <w:r>
-        <w:t xml:space="preserve">  },</w:t>
-      </w:r>
-    </w:p>
-    <w:p>
-      <w:pPr>
-        <w:pStyle w:val="SourceCode"/>
-      </w:pPr>
-      <w:r>
-        <w:t xml:space="preserve">  "include": [</w:t>
-      </w:r>
-    </w:p>
-    <w:p>
-      <w:pPr>
-        <w:pStyle w:val="SourceCode"/>
-        <w:keepNext/>
-      </w:pPr>
-      <w:r>
-        <w:t xml:space="preserve">    "src/**/*.ts"</w:t>
-      </w:r>
-    </w:p>
-    <w:p>
-      <w:pPr>
-        <w:pStyle w:val="SourceCode"/>
-        <w:keepNext/>
-      </w:pPr>
-      <w:r>
-        <w:t xml:space="preserve">  ]</w:t>
       </w:r>
     </w:p>
     <w:p>
@@ -10804,31 +11044,31 @@
       </w:rPr>
     </w:lvl>
   </w:abstractNum>
-  <w:num w:numId="1" w16cid:durableId="1994214086">
+  <w:num w:numId="1" w16cid:durableId="930894195">
     <w:abstractNumId w:val="8"/>
   </w:num>
-  <w:num w:numId="2" w16cid:durableId="216168917">
+  <w:num w:numId="2" w16cid:durableId="1158810027">
     <w:abstractNumId w:val="6"/>
   </w:num>
-  <w:num w:numId="3" w16cid:durableId="1964843661">
+  <w:num w:numId="3" w16cid:durableId="664209858">
     <w:abstractNumId w:val="5"/>
   </w:num>
-  <w:num w:numId="4" w16cid:durableId="2030059892">
+  <w:num w:numId="4" w16cid:durableId="602415799">
     <w:abstractNumId w:val="4"/>
   </w:num>
-  <w:num w:numId="5" w16cid:durableId="646469704">
+  <w:num w:numId="5" w16cid:durableId="931931672">
     <w:abstractNumId w:val="7"/>
   </w:num>
-  <w:num w:numId="6" w16cid:durableId="1748262175">
+  <w:num w:numId="6" w16cid:durableId="1789352440">
     <w:abstractNumId w:val="3"/>
   </w:num>
-  <w:num w:numId="7" w16cid:durableId="1608584580">
+  <w:num w:numId="7" w16cid:durableId="347408662">
     <w:abstractNumId w:val="2"/>
   </w:num>
-  <w:num w:numId="8" w16cid:durableId="479269466">
+  <w:num w:numId="8" w16cid:durableId="2024625712">
     <w:abstractNumId w:val="1"/>
   </w:num>
-  <w:num w:numId="9" w16cid:durableId="525753518">
+  <w:num w:numId="9" w16cid:durableId="1062370792">
     <w:abstractNumId w:val="0"/>
   </w:num>
 </w:numbering>

--- a/Volume 1/Chapter 03 - File Handling/SPA_Vol1_Ch3_Lesson3_2_Read_File.docx
+++ b/Volume 1/Chapter 03 - File Handling/SPA_Vol1_Ch3_Lesson3_2_Read_File.docx
@@ -95,10 +95,7 @@
     </w:p>
     <w:p>
       <w:r>
-        <w:t>Almost every systems program starts by reading a file: a server list, a configuration file, a log to check. Reading is also the safest file operation, because it never changes the file. What goes wrong is usually where the program looks: a relative path starts from the working directory, so the same program finds the file from one folder and fails from another. This lesson reads a whole small file, prints it without adding or losing anything, and shows the missing-file failure on purpose, so you recognize i</w:t>
-      </w:r>
-      <w:r>
-        <w:t>t when it happens for real.</w:t>
+        <w:t>Almost every systems program starts by reading a file: a server list, a configuration file, a log to check. Reading is also the safest file operation, because it never changes the file. What goes wrong is usually where the program looks: a relative path starts from the working directory, so the same program finds the file from one folder and fails from another. This lesson reads a whole small file, prints it without adding or losing anything, and shows the missing-file failure on purpose, so you recognize it when it happens for real.</w:t>
       </w:r>
     </w:p>
     <w:p>
@@ -161,10 +158,7 @@
         <w:pStyle w:val="ListBullet"/>
       </w:pPr>
       <w:r>
-        <w:t xml:space="preserve">A program that opens a file itself must close it, and an error can make the code leave early, before the line that closes it. So most languages have a cleanup form that closes the file however the code leaves: Python's with block closes it when the block ends, C#'s using closes it when the method ends, and Go's defer runs file.Close() when the function returns. C++ needs no extra words: a std::ifstream's destructor, the cleanup C++ runs by itself when a variable's life ends, closes the file. C has none, so </w:t>
-      </w:r>
-      <w:r>
-        <w:t>the program calls fclose on every way out. The one-call reads, TypeScript's readFileSync among them, close the file inside themselves. The Production-Minded programs use these forms; the Basic ones stay simple.</w:t>
+        <w:t>A program that opens a file itself must close it, and an error can make the code leave early, before the line that closes it. So most languages have a cleanup form that closes the file however the code leaves: Python's with block closes it when the block ends, C#'s using closes it when the method ends, and Go's defer runs file.Close() when the function returns. C++ needs no extra words: a std::ifstream's destructor, the cleanup C++ runs by itself when a variable's life ends, closes the file. C has none, so the program calls fclose on every way out. The one-call reads, TypeScript's readFileSync among them, close the file inside themselves. The Production-Minded programs use these forms; the Basic ones stay simple.</w:t>
       </w:r>
     </w:p>
     <w:p>
@@ -5743,10 +5737,7 @@
     </w:p>
     <w:p>
       <w:r>
-        <w:t>The message shows the full path that was searched: the folder above lesson-3.2, with your user name, which $env:USERNAME prints, in place of the placeholder. On Linux and macOS it uses / between the parts. Then $LASTEXITCODE prints 1 and Test-Path prints True (on Linux or macOS, echo $? prints 1 and ls prints the file's path). The file is fine; the program looked in the wrong folder, because a relative path always starts from the working directory. The program printed no Contents line, because it reads firs</w:t>
-      </w:r>
-      <w:r>
-        <w:t>t and prints only after the read has succeeded.</w:t>
+        <w:t>The message shows the full path that was searched: the folder above lesson-3.2, with your user name, which $env:USERNAME prints, in place of the placeholder. On Linux and macOS it uses / between the parts. Then $LASTEXITCODE prints 1 and Test-Path prints True (on Linux or macOS, echo $? prints 1 and ls prints the file's path). The file is fine; the program looked in the wrong folder, because a relative path always starts from the working directory. The program printed no Contents line, because it reads first and prints only after the read has succeeded.</w:t>
       </w:r>
     </w:p>
     <w:p>
@@ -9557,10 +9548,7 @@
         <w:t>&lt;&lt;&lt;your $env:USERNAME&gt;&gt;&gt;</w:t>
       </w:r>
       <w:r>
-        <w:t>\spa\inventory.txt', in the folder above lesson-3.2, with your user name, which $env:USERNAME prints, in place of the placeholder. On Linux and macOS it uses / between the parts. Then $LASTEXITCODE prints 1 and Test-Path prints True (on Linux or macOS, echo $? prints 1 and ls prints the file's path). The file is fine; the program looked in the wrong folder, because a relative path always starts from the working directory. The program printed no Contents line, because it reads first and prints only after the</w:t>
-      </w:r>
-      <w:r>
-        <w:t xml:space="preserve"> read has succeeded.</w:t>
+        <w:t>\spa\inventory.txt', in the folder above lesson-3.2, with your user name, which $env:USERNAME prints, in place of the placeholder. On Linux and macOS it uses / between the parts. Then $LASTEXITCODE prints 1 and Test-Path prints True (on Linux or macOS, echo $? prints 1 and ls prints the file's path). The file is fine; the program looked in the wrong folder, because a relative path always starts from the working directory. The program printed no Contents line, because it reads first and prints only after the read has succeeded.</w:t>
       </w:r>
     </w:p>
     <w:p>
@@ -10314,10 +10302,7 @@
     </w:p>
     <w:p>
       <w:r>
-        <w:t xml:space="preserve">The Mini File Explorer, this chapter's first project, needs Text read: show the text of a file in its sandbox. read_text_file (readTextFile, ReadTextFile) is that piece: it takes any path, returns the whole text or reports a failure, and the explorer prints the result, as this lesson's main does. The Contact Manager, the chapter's capstone, must save its contacts and reload them in a later run. The Challenge's contacts.txt is the reload half: the same function reads the saved contacts back. Lesson 3.3 adds </w:t>
-      </w:r>
-      <w:r>
-        <w:t>the other half, writing a file.</w:t>
+        <w:t>The Mini File Explorer, this chapter's first project, needs Text read: show the text of a file in its sandbox. read_text_file (readTextFile, ReadTextFile) is that piece: it takes any path, returns the whole text or reports a failure, and the explorer prints the result, as this lesson's main does. The Contact Manager, the chapter's capstone, must save its contacts and reload them in a later run. The Challenge's contacts.txt is the reload half: the same function reads the saved contacts back. Lesson 3.3 adds the other half, writing a file.</w:t>
       </w:r>
     </w:p>
     <w:p>
@@ -10855,10 +10840,7 @@
     </w:p>
     <w:p>
       <w:r>
-        <w:t>Reading a file copies its contents into memory and leaves the file unchanged. C and C++ open a handle, read through it, and close it; C#, Go, Python, and TypeScript do all three in one call. When a program opens the file itself, a cleanup form closes it even when an error occurs: Python's with, C#'s using, Go's defer, and C++'s destructor, while C calls fclose on every way out. The file's text already ends in a line ending, so each program prints it exactly as stored. The file is found through a relative pa</w:t>
-      </w:r>
-      <w:r>
-        <w:t>th, so it must be in the folder the program runs from; when it is not, the Production-Minded program prints one Error line and exit code 1, because it reads first and prints only after the read has succeeded. Lesson 3.3 turns to writing: putting a new, complete set of text into inventory.txt.</w:t>
+        <w:t>Reading a file copies its contents into memory and leaves the file unchanged. C and C++ open a handle, read through it, and close it; C#, Go, Python, and TypeScript do all three in one call. When a program opens the file itself, a cleanup form closes it even when an error occurs: Python's with, C#'s using, Go's defer, and C++'s destructor, while C calls fclose on every way out. The file's text already ends in a line ending, so each program prints it exactly as stored. The file is found through a relative path, so it must be in the folder the program runs from; when it is not, the Production-Minded program prints one Error line and exit code 1, because it reads first and prints only after the read has succeeded. Lesson 3.3 turns to writing: putting a new, complete set of text into inventory.txt.</w:t>
       </w:r>
     </w:p>
     <w:sectPr>

--- a/Volume 1/Chapter 03 - File Handling/SPA_Vol1_Ch3_Lesson3_2_Read_File.docx
+++ b/Volume 1/Chapter 03 - File Handling/SPA_Vol1_Ch3_Lesson3_2_Read_File.docx
@@ -95,7 +95,10 @@
     </w:p>
     <w:p>
       <w:r>
-        <w:t>Almost every systems program starts by reading a file: a server list, a configuration file, a log to check. Reading is also the safest file operation, because it never changes the file. What goes wrong is usually where the program looks: a relative path starts from the working directory, so the same program finds the file from one folder and fails from another. This lesson reads a whole small file, prints it without adding or losing anything, and shows the missing-file failure on purpose, so you recognize it when it happens for real.</w:t>
+        <w:t>Almost every systems program starts by reading a file: a server list, a configuration file, a log to check. Reading is also the safest file operation, because it never changes the file. What goes wrong is usually where the program looks: a relative path starts from the working directory, so the same program finds the file from one folder and fails from another. This lesson reads a whole small file, prints it without adding or losing anything, and shows the missing-file failure on purpose, so you recognize i</w:t>
+      </w:r>
+      <w:r>
+        <w:t>t when it happens for real.</w:t>
       </w:r>
     </w:p>
     <w:p>
@@ -158,7 +161,10 @@
         <w:pStyle w:val="ListBullet"/>
       </w:pPr>
       <w:r>
-        <w:t>A program that opens a file itself must close it, and an error can make the code leave early, before the line that closes it. So most languages have a cleanup form that closes the file however the code leaves: Python's with block closes it when the block ends, C#'s using closes it when the method ends, and Go's defer runs file.Close() when the function returns. C++ needs no extra words: a std::ifstream's destructor, the cleanup C++ runs by itself when a variable's life ends, closes the file. C has none, so the program calls fclose on every way out. The one-call reads, TypeScript's readFileSync among them, close the file inside themselves. The Production-Minded programs use these forms; the Basic ones stay simple.</w:t>
+        <w:t xml:space="preserve">A program that opens a file itself must close it, and an error can make the code leave early, before the line that closes it. So most languages have a cleanup form that closes the file however the code leaves: Python's with block closes it when the block ends, C#'s using closes it when the method ends, and Go's defer runs file.Close() when the function returns. C++ needs no extra words: a std::ifstream's destructor, the cleanup C++ runs by itself when a variable's life ends, closes the file. C has none, so </w:t>
+      </w:r>
+      <w:r>
+        <w:t>the program calls fclose on every way out. The one-call reads, TypeScript's readFileSync among them, close the file inside themselves. The Production-Minded programs use these forms; the Basic ones stay simple.</w:t>
       </w:r>
     </w:p>
     <w:p>
@@ -1679,31 +1685,31 @@
         <w:pStyle w:val="SourceCode"/>
       </w:pPr>
       <w:r>
-        <w:t xml:space="preserve">    // other file functions use to reach the file. "r" means read: the</w:t>
-      </w:r>
-    </w:p>
-    <w:p>
-      <w:pPr>
-        <w:pStyle w:val="SourceCode"/>
-      </w:pPr>
-      <w:r>
-        <w:t xml:space="preserve">    // file must already exist, and reading never changes it. Remember, a</w:t>
-      </w:r>
-    </w:p>
-    <w:p>
-      <w:pPr>
-        <w:pStyle w:val="SourceCode"/>
-      </w:pPr>
-      <w:r>
-        <w:t xml:space="preserve">    // relative path starts from the working directory, so the program</w:t>
-      </w:r>
-    </w:p>
-    <w:p>
-      <w:pPr>
-        <w:pStyle w:val="SourceCode"/>
-      </w:pPr>
-      <w:r>
-        <w:t xml:space="preserve">    // looks for inventory.txt in the folder you run it from.</w:t>
+        <w:t xml:space="preserve">    // other file functions use to reach the file. "r" means read, in text</w:t>
+      </w:r>
+    </w:p>
+    <w:p>
+      <w:pPr>
+        <w:pStyle w:val="SourceCode"/>
+      </w:pPr>
+      <w:r>
+        <w:t xml:space="preserve">    // mode (no b): on Windows each "\r\n" arrives as one "\n". The file must</w:t>
+      </w:r>
+    </w:p>
+    <w:p>
+      <w:pPr>
+        <w:pStyle w:val="SourceCode"/>
+      </w:pPr>
+      <w:r>
+        <w:t xml:space="preserve">    // exist already, and reading never changes it. Remember, a relative path</w:t>
+      </w:r>
+    </w:p>
+    <w:p>
+      <w:pPr>
+        <w:pStyle w:val="SourceCode"/>
+      </w:pPr>
+      <w:r>
+        <w:t xml:space="preserve">    // starts from the working directory, the folder you run the program from.</w:t>
       </w:r>
     </w:p>
     <w:p>
@@ -1838,31 +1844,31 @@
         <w:pStyle w:val="SourceCode"/>
       </w:pPr>
       <w:r>
-        <w:t xml:space="preserve">    // and returns how many it copied: here up to sizeof contents - 1, so</w:t>
-      </w:r>
-    </w:p>
-    <w:p>
-      <w:pPr>
-        <w:pStyle w:val="SourceCode"/>
-      </w:pPr>
-      <w:r>
-        <w:t xml:space="preserve">    // the last place stays free for the '\0' that ends the text. The 1</w:t>
-      </w:r>
-    </w:p>
-    <w:p>
-      <w:pPr>
-        <w:pStyle w:val="SourceCode"/>
-      </w:pPr>
-      <w:r>
-        <w:t xml:space="preserve">    // says each item is one character. size_t is C's never-negative type</w:t>
-      </w:r>
-    </w:p>
-    <w:p>
-      <w:pPr>
-        <w:pStyle w:val="SourceCode"/>
-      </w:pPr>
-      <w:r>
-        <w:t xml:space="preserve">    // for sizes and counts.</w:t>
+        <w:t xml:space="preserve">    // and returns how many it copied. The 1 says each item is one</w:t>
+      </w:r>
+    </w:p>
+    <w:p>
+      <w:pPr>
+        <w:pStyle w:val="SourceCode"/>
+      </w:pPr>
+      <w:r>
+        <w:t xml:space="preserve">    // character; size_t is C's never-negative type for sizes and counts.</w:t>
+      </w:r>
+    </w:p>
+    <w:p>
+      <w:pPr>
+        <w:pStyle w:val="SourceCode"/>
+      </w:pPr>
+      <w:r>
+        <w:t xml:space="preserve">    // fread adds no '\0', so the next line writes one right after the last</w:t>
+      </w:r>
+    </w:p>
+    <w:p>
+      <w:pPr>
+        <w:pStyle w:val="SourceCode"/>
+      </w:pPr>
+      <w:r>
+        <w:t xml:space="preserve">    // character copied; sizeof contents - 1 always leaves room for it.</w:t>
       </w:r>
     </w:p>
     <w:p>
@@ -2335,15 +2341,15 @@
         <w:pStyle w:val="SourceCode"/>
       </w:pPr>
       <w:r>
-        <w:t xml:space="preserve">    // Remember, fread copies up to size - 1 characters in one call and</w:t>
-      </w:r>
-    </w:p>
-    <w:p>
-      <w:pPr>
-        <w:pStyle w:val="SourceCode"/>
-      </w:pPr>
-      <w:r>
-        <w:t xml:space="preserve">    // returns how many; the last place is kept for the ending '\0'.</w:t>
+        <w:t xml:space="preserve">    // Remember, fread copies up to size - 1 characters and returns how</w:t>
+      </w:r>
+    </w:p>
+    <w:p>
+      <w:pPr>
+        <w:pStyle w:val="SourceCode"/>
+      </w:pPr>
+      <w:r>
+        <w:t xml:space="preserve">    // many; the next line ends the text with '\0' right after them.</w:t>
       </w:r>
     </w:p>
     <w:p>
@@ -3145,24 +3151,24 @@
         <w:keepNext/>
       </w:pPr>
       <w:r>
-        <w:t>// Remember, #include adds the declarations we need. Two are new here:</w:t>
-      </w:r>
-    </w:p>
-    <w:p>
-      <w:pPr>
-        <w:pStyle w:val="SourceCode"/>
-        <w:keepNext/>
-      </w:pPr>
-      <w:r>
-        <w:t>// fstream declares std::ifstream, which reads a file, and sstream</w:t>
-      </w:r>
-    </w:p>
-    <w:p>
-      <w:pPr>
-        <w:pStyle w:val="SourceCode"/>
-      </w:pPr>
-      <w:r>
-        <w:t>// declares std::ostringstream, which collects text in memory.</w:t>
+        <w:t>// Remember, #include adds the declarations we need: fstream declares</w:t>
+      </w:r>
+    </w:p>
+    <w:p>
+      <w:pPr>
+        <w:pStyle w:val="SourceCode"/>
+        <w:keepNext/>
+      </w:pPr>
+      <w:r>
+        <w:t>// std::ifstream, which reads a file, and sstream (Lesson 2.12) declares</w:t>
+      </w:r>
+    </w:p>
+    <w:p>
+      <w:pPr>
+        <w:pStyle w:val="SourceCode"/>
+      </w:pPr>
+      <w:r>
+        <w:t>// std::ostringstream, new here, which collects text in memory.</w:t>
       </w:r>
     </w:p>
     <w:p>
@@ -3231,23 +3237,23 @@
         <w:pStyle w:val="SourceCode"/>
       </w:pPr>
       <w:r>
-        <w:t xml:space="preserve">    // reading; reading never changes the file. Remember, a relative path</w:t>
-      </w:r>
-    </w:p>
-    <w:p>
-      <w:pPr>
-        <w:pStyle w:val="SourceCode"/>
-      </w:pPr>
-      <w:r>
-        <w:t xml:space="preserve">    // starts from the working directory, so the program looks for</w:t>
-      </w:r>
-    </w:p>
-    <w:p>
-      <w:pPr>
-        <w:pStyle w:val="SourceCode"/>
-      </w:pPr>
-      <w:r>
-        <w:t xml:space="preserve">    // inventory.txt in the folder you run it from.</w:t>
+        <w:t xml:space="preserve">    // reading, in text mode: on Windows each "\r\n" arrives as one "\n".</w:t>
+      </w:r>
+    </w:p>
+    <w:p>
+      <w:pPr>
+        <w:pStyle w:val="SourceCode"/>
+      </w:pPr>
+      <w:r>
+        <w:t xml:space="preserve">    // Reading never changes the file. Remember, a relative path starts</w:t>
+      </w:r>
+    </w:p>
+    <w:p>
+      <w:pPr>
+        <w:pStyle w:val="SourceCode"/>
+      </w:pPr>
+      <w:r>
+        <w:t xml:space="preserve">    // from the working directory, the folder you run the program from.</w:t>
       </w:r>
     </w:p>
     <w:p>
@@ -5737,7 +5743,10 @@
     </w:p>
     <w:p>
       <w:r>
-        <w:t>The message shows the full path that was searched: the folder above lesson-3.2, with your user name, which $env:USERNAME prints, in place of the placeholder. On Linux and macOS it uses / between the parts. Then $LASTEXITCODE prints 1 and Test-Path prints True (on Linux or macOS, echo $? prints 1 and ls prints the file's path). The file is fine; the program looked in the wrong folder, because a relative path always starts from the working directory. The program printed no Contents line, because it reads first and prints only after the read has succeeded.</w:t>
+        <w:t>The message shows the full path that was searched: the folder above lesson-3.2, with your user name, which $env:USERNAME prints, in place of the placeholder. On Linux and macOS it uses / between the parts. Then $LASTEXITCODE prints 1 and Test-Path prints True (on Linux or macOS, echo $? prints 1 and ls prints the file's path). The file is fine; the program looked in the wrong folder, because a relative path always starts from the working directory. The program printed no Contents line, because it reads firs</w:t>
+      </w:r>
+      <w:r>
+        <w:t>t and prints only after the read has succeeded.</w:t>
       </w:r>
     </w:p>
     <w:p>
@@ -7296,47 +7305,47 @@
         <w:pStyle w:val="SourceCode"/>
       </w:pPr>
       <w:r>
-        <w:t xml:space="preserve">    # in one call, and returns the text as a string. Reading never changes</w:t>
-      </w:r>
-    </w:p>
-    <w:p>
-      <w:pPr>
-        <w:pStyle w:val="SourceCode"/>
-      </w:pPr>
-      <w:r>
-        <w:t xml:space="preserve">    # the file. encoding="utf-8" says how the file's bytes become</w:t>
-      </w:r>
-    </w:p>
-    <w:p>
-      <w:pPr>
-        <w:pStyle w:val="SourceCode"/>
-      </w:pPr>
-      <w:r>
-        <w:t xml:space="preserve">    # characters; without it, Windows may use a different rule. Remember,</w:t>
-      </w:r>
-    </w:p>
-    <w:p>
-      <w:pPr>
-        <w:pStyle w:val="SourceCode"/>
-      </w:pPr>
-      <w:r>
-        <w:t xml:space="preserve">    # a relative path starts from the working directory, so the program</w:t>
-      </w:r>
-    </w:p>
-    <w:p>
-      <w:pPr>
-        <w:pStyle w:val="SourceCode"/>
-      </w:pPr>
-      <w:r>
-        <w:t xml:space="preserve">    # looks for inventory.txt in the folder you run it from. This Basic</w:t>
-      </w:r>
-    </w:p>
-    <w:p>
-      <w:pPr>
-        <w:pStyle w:val="SourceCode"/>
-      </w:pPr>
-      <w:r>
-        <w:t xml:space="preserve">    # version trusts that the file is there.</w:t>
+        <w:t xml:space="preserve">    # in one call, and returns the text as a string; it reads in text mode,</w:t>
+      </w:r>
+    </w:p>
+    <w:p>
+      <w:pPr>
+        <w:pStyle w:val="SourceCode"/>
+      </w:pPr>
+      <w:r>
+        <w:t xml:space="preserve">    # so each "\r\n" arrives as one "\n". Reading never changes the file.</w:t>
+      </w:r>
+    </w:p>
+    <w:p>
+      <w:pPr>
+        <w:pStyle w:val="SourceCode"/>
+      </w:pPr>
+      <w:r>
+        <w:t xml:space="preserve">    # encoding="utf-8" says how the file's bytes become characters; without</w:t>
+      </w:r>
+    </w:p>
+    <w:p>
+      <w:pPr>
+        <w:pStyle w:val="SourceCode"/>
+      </w:pPr>
+      <w:r>
+        <w:t xml:space="preserve">    # it, Windows may use a different rule. Remember, a relative path starts</w:t>
+      </w:r>
+    </w:p>
+    <w:p>
+      <w:pPr>
+        <w:pStyle w:val="SourceCode"/>
+      </w:pPr>
+      <w:r>
+        <w:t xml:space="preserve">    # from the working directory, the folder you run the program from. This</w:t>
+      </w:r>
+    </w:p>
+    <w:p>
+      <w:pPr>
+        <w:pStyle w:val="SourceCode"/>
+      </w:pPr>
+      <w:r>
+        <w:t xml:space="preserve">    # Basic version trusts that the file is there.</w:t>
       </w:r>
     </w:p>
     <w:p>
@@ -8914,23 +8923,23 @@
         <w:pStyle w:val="SourceCode"/>
       </w:pPr>
       <w:r>
-        <w:t>// readFileSync opens, reads, and closes in one call. When it cannot read</w:t>
-      </w:r>
-    </w:p>
-    <w:p>
-      <w:pPr>
-        <w:pStyle w:val="SourceCode"/>
-      </w:pPr>
-      <w:r>
-        <w:t>// the file, it throws an Error, and this function passes it on to its</w:t>
-      </w:r>
-    </w:p>
-    <w:p>
-      <w:pPr>
-        <w:pStyle w:val="SourceCode"/>
-      </w:pPr>
-      <w:r>
-        <w:t>// caller.</w:t>
+        <w:t>// readFileSync opens, reads, and closes in one call, and it closes the file</w:t>
+      </w:r>
+    </w:p>
+    <w:p>
+      <w:pPr>
+        <w:pStyle w:val="SourceCode"/>
+      </w:pPr>
+      <w:r>
+        <w:t>// even when the read fails, so no cleanup form is needed. A failure throws</w:t>
+      </w:r>
+    </w:p>
+    <w:p>
+      <w:pPr>
+        <w:pStyle w:val="SourceCode"/>
+      </w:pPr>
+      <w:r>
+        <w:t>// an Error, and this function passes it on to its caller.</w:t>
       </w:r>
     </w:p>
     <w:p>
@@ -9548,7 +9557,10 @@
         <w:t>&lt;&lt;&lt;your $env:USERNAME&gt;&gt;&gt;</w:t>
       </w:r>
       <w:r>
-        <w:t>\spa\inventory.txt', in the folder above lesson-3.2, with your user name, which $env:USERNAME prints, in place of the placeholder. On Linux and macOS it uses / between the parts. Then $LASTEXITCODE prints 1 and Test-Path prints True (on Linux or macOS, echo $? prints 1 and ls prints the file's path). The file is fine; the program looked in the wrong folder, because a relative path always starts from the working directory. The program printed no Contents line, because it reads first and prints only after the read has succeeded.</w:t>
+        <w:t>\spa\inventory.txt', in the folder above lesson-3.2, with your user name, which $env:USERNAME prints, in place of the placeholder. On Linux and macOS it uses / between the parts. Then $LASTEXITCODE prints 1 and Test-Path prints True (on Linux or macOS, echo $? prints 1 and ls prints the file's path). The file is fine; the program looked in the wrong folder, because a relative path always starts from the working directory. The program printed no Contents line, because it reads first and prints only after the</w:t>
+      </w:r>
+      <w:r>
+        <w:t xml:space="preserve"> read has succeeded.</w:t>
       </w:r>
     </w:p>
     <w:p>
@@ -10302,7 +10314,10 @@
     </w:p>
     <w:p>
       <w:r>
-        <w:t>The Mini File Explorer, this chapter's first project, needs Text read: show the text of a file in its sandbox. read_text_file (readTextFile, ReadTextFile) is that piece: it takes any path, returns the whole text or reports a failure, and the explorer prints the result, as this lesson's main does. The Contact Manager, the chapter's capstone, must save its contacts and reload them in a later run. The Challenge's contacts.txt is the reload half: the same function reads the saved contacts back. Lesson 3.3 adds the other half, writing a file.</w:t>
+        <w:t xml:space="preserve">The Mini File Explorer, this chapter's first project, needs Text read: show the text of a file in its sandbox. read_text_file (readTextFile, ReadTextFile) is that piece: it takes any path, returns the whole text or reports a failure, and the explorer prints the result, as this lesson's main does. The Contact Manager, the chapter's capstone, must save its contacts and reload them in a later run. The Challenge's contacts.txt is the reload half: the same function reads the saved contacts back. Lesson 3.3 adds </w:t>
+      </w:r>
+      <w:r>
+        <w:t>the other half, writing a file.</w:t>
       </w:r>
     </w:p>
     <w:p>
@@ -10840,7 +10855,10 @@
     </w:p>
     <w:p>
       <w:r>
-        <w:t>Reading a file copies its contents into memory and leaves the file unchanged. C and C++ open a handle, read through it, and close it; C#, Go, Python, and TypeScript do all three in one call. When a program opens the file itself, a cleanup form closes it even when an error occurs: Python's with, C#'s using, Go's defer, and C++'s destructor, while C calls fclose on every way out. The file's text already ends in a line ending, so each program prints it exactly as stored. The file is found through a relative path, so it must be in the folder the program runs from; when it is not, the Production-Minded program prints one Error line and exit code 1, because it reads first and prints only after the read has succeeded. Lesson 3.3 turns to writing: putting a new, complete set of text into inventory.txt.</w:t>
+        <w:t>Reading a file copies its contents into memory and leaves the file unchanged. C and C++ open a handle, read through it, and close it; C#, Go, Python, and TypeScript do all three in one call. When a program opens the file itself, a cleanup form closes it even when an error occurs: Python's with, C#'s using, Go's defer, and C++'s destructor, while C calls fclose on every way out. The file's text already ends in a line ending, so each program prints it exactly as stored. The file is found through a relative pa</w:t>
+      </w:r>
+      <w:r>
+        <w:t>th, so it must be in the folder the program runs from; when it is not, the Production-Minded program prints one Error line and exit code 1, because it reads first and prints only after the read has succeeded. Lesson 3.3 turns to writing: putting a new, complete set of text into inventory.txt.</w:t>
       </w:r>
     </w:p>
     <w:sectPr>
@@ -11026,31 +11044,31 @@
       </w:rPr>
     </w:lvl>
   </w:abstractNum>
-  <w:num w:numId="1" w16cid:durableId="930894195">
+  <w:num w:numId="1" w16cid:durableId="1061248351">
     <w:abstractNumId w:val="8"/>
   </w:num>
-  <w:num w:numId="2" w16cid:durableId="1158810027">
+  <w:num w:numId="2" w16cid:durableId="373190117">
     <w:abstractNumId w:val="6"/>
   </w:num>
-  <w:num w:numId="3" w16cid:durableId="664209858">
+  <w:num w:numId="3" w16cid:durableId="545603577">
     <w:abstractNumId w:val="5"/>
   </w:num>
-  <w:num w:numId="4" w16cid:durableId="602415799">
+  <w:num w:numId="4" w16cid:durableId="1975673431">
     <w:abstractNumId w:val="4"/>
   </w:num>
-  <w:num w:numId="5" w16cid:durableId="931931672">
+  <w:num w:numId="5" w16cid:durableId="1249540853">
     <w:abstractNumId w:val="7"/>
   </w:num>
-  <w:num w:numId="6" w16cid:durableId="1789352440">
+  <w:num w:numId="6" w16cid:durableId="1783186974">
     <w:abstractNumId w:val="3"/>
   </w:num>
-  <w:num w:numId="7" w16cid:durableId="347408662">
+  <w:num w:numId="7" w16cid:durableId="1798377416">
     <w:abstractNumId w:val="2"/>
   </w:num>
-  <w:num w:numId="8" w16cid:durableId="2024625712">
+  <w:num w:numId="8" w16cid:durableId="432941495">
     <w:abstractNumId w:val="1"/>
   </w:num>
-  <w:num w:numId="9" w16cid:durableId="1062370792">
+  <w:num w:numId="9" w16cid:durableId="1368725237">
     <w:abstractNumId w:val="0"/>
   </w:num>
 </w:numbering>
